--- a/g25ait1148_Report.docx
+++ b/g25ait1148_Report.docx
@@ -671,20 +671,18 @@
         </w:rPr>
         <w:tab/>
       </w:r>
-      <w:r>
-        <w:rPr>
-          <w:b/>
-          <w:bCs/>
-        </w:rPr>
-        <w:t>NLU_ASSIGNment2</w:t>
-      </w:r>
-      <w:r>
-        <w:rPr>
-          <w:b/>
-          <w:bCs/>
-        </w:rPr>
-        <w:t>.ipynb</w:t>
-      </w:r>
+      <w:hyperlink r:id="rId6" w:tooltip="NLUAssignment.ipynb" w:history="1">
+        <w:proofErr w:type="spellStart"/>
+        <w:r>
+          <w:rPr>
+            <w:rStyle w:val="Hyperlink"/>
+            <w:b/>
+            <w:bCs/>
+          </w:rPr>
+          <w:t>NLUAssignment.ipynb</w:t>
+        </w:r>
+        <w:proofErr w:type="spellEnd"/>
+      </w:hyperlink>
     </w:p>
     <w:p>
       <w:pPr>
@@ -981,7 +979,7 @@
                     <pic:cNvPicPr/>
                   </pic:nvPicPr>
                   <pic:blipFill>
-                    <a:blip r:embed="rId6"/>
+                    <a:blip r:embed="rId7"/>
                     <a:stretch>
                       <a:fillRect/>
                     </a:stretch>
@@ -2744,7 +2742,6 @@
   <w:style w:type="character" w:default="1" w:styleId="DefaultParagraphFont">
     <w:name w:val="Default Paragraph Font"/>
     <w:uiPriority w:val="1"/>
-    <w:semiHidden/>
     <w:unhideWhenUsed/>
   </w:style>
   <w:style w:type="table" w:default="1" w:styleId="TableNormal">
